--- a/Задание.docx
+++ b/Задание.docx
@@ -133,6 +133,7 @@
                 <w:tab w:val="clear" w:pos="708"/>
                 <w:tab w:val="left" w:pos="5954" w:leader="none"/>
               </w:tabs>
+              <w:suppressAutoHyphens w:val="true"/>
               <w:spacing w:lineRule="auto" w:line="276" w:before="0" w:after="120"/>
               <w:jc w:val="left"/>
               <w:rPr>
@@ -158,6 +159,7 @@
                 <w:tab w:val="clear" w:pos="708"/>
                 <w:tab w:val="left" w:pos="5954" w:leader="none"/>
               </w:tabs>
+              <w:suppressAutoHyphens w:val="true"/>
               <w:spacing w:lineRule="auto" w:line="276" w:before="0" w:after="120"/>
               <w:jc w:val="left"/>
               <w:rPr>
@@ -183,6 +185,7 @@
                 <w:tab w:val="clear" w:pos="708"/>
                 <w:tab w:val="left" w:pos="5954" w:leader="none"/>
               </w:tabs>
+              <w:suppressAutoHyphens w:val="true"/>
               <w:spacing w:lineRule="auto" w:line="276" w:before="0" w:after="120"/>
               <w:jc w:val="left"/>
               <w:rPr>
@@ -208,6 +211,7 @@
                 <w:tab w:val="clear" w:pos="708"/>
                 <w:tab w:val="left" w:pos="5954" w:leader="none"/>
               </w:tabs>
+              <w:suppressAutoHyphens w:val="true"/>
               <w:spacing w:lineRule="auto" w:line="276" w:before="0" w:after="120"/>
               <w:jc w:val="left"/>
               <w:rPr>
@@ -244,6 +248,7 @@
                 <w:tab w:val="clear" w:pos="708"/>
                 <w:tab w:val="left" w:pos="5954" w:leader="none"/>
               </w:tabs>
+              <w:suppressAutoHyphens w:val="true"/>
               <w:spacing w:lineRule="auto" w:line="276" w:before="0" w:after="120"/>
               <w:ind w:left="1311" w:hanging="0"/>
               <w:jc w:val="left"/>
@@ -270,6 +275,7 @@
                 <w:tab w:val="clear" w:pos="708"/>
                 <w:tab w:val="left" w:pos="5954" w:leader="none"/>
               </w:tabs>
+              <w:suppressAutoHyphens w:val="true"/>
               <w:spacing w:lineRule="auto" w:line="276" w:before="0" w:after="120"/>
               <w:ind w:left="1311" w:hanging="0"/>
               <w:jc w:val="left"/>
@@ -296,6 +302,7 @@
                 <w:tab w:val="clear" w:pos="708"/>
                 <w:tab w:val="left" w:pos="5954" w:leader="none"/>
               </w:tabs>
+              <w:suppressAutoHyphens w:val="true"/>
               <w:spacing w:lineRule="auto" w:line="276" w:before="0" w:after="120"/>
               <w:ind w:left="1311" w:hanging="0"/>
               <w:jc w:val="left"/>
@@ -444,7 +451,27 @@
           <w:u w:val="single"/>
           <w:lang w:eastAsia="ru-RU"/>
         </w:rPr>
-        <w:t xml:space="preserve"> СА42-19 </w:t>
+        <w:t xml:space="preserve"> СА4</w:t>
+      </w:r>
+      <w:r>
+        <w:rPr>
+          <w:rFonts w:eastAsia="Times New Roman" w:cs="Times New Roman" w:ascii="Times New Roman" w:hAnsi="Times New Roman"/>
+          <w:sz w:val="28"/>
+          <w:szCs w:val="28"/>
+          <w:u w:val="single"/>
+          <w:lang w:val="en-US" w:eastAsia="ru-RU"/>
+        </w:rPr>
+        <w:t>1</w:t>
+      </w:r>
+      <w:r>
+        <w:rPr>
+          <w:rFonts w:eastAsia="Times New Roman" w:cs="Times New Roman" w:ascii="Times New Roman" w:hAnsi="Times New Roman"/>
+          <w:sz w:val="28"/>
+          <w:szCs w:val="28"/>
+          <w:u w:val="single"/>
+          <w:lang w:eastAsia="ru-RU"/>
+        </w:rPr>
+        <w:t xml:space="preserve">-19 </w:t>
       </w:r>
       <w:r>
         <w:rPr>
@@ -477,7 +504,9 @@
       </w:pPr>
       <w:r>
         <w:rPr>
-          <w:rFonts w:ascii="Times New Roman" w:hAnsi="Times New Roman"/>
+          <w:sz w:val="28"/>
+          <w:szCs w:val="28"/>
+          <w:u w:val="single"/>
         </w:rPr>
       </w:r>
     </w:p>
@@ -538,7 +567,11 @@
       </w:pPr>
       <w:r>
         <w:rPr>
-          <w:rFonts w:ascii="Times New Roman" w:hAnsi="Times New Roman"/>
+          <w:rFonts w:eastAsia="Times New Roman" w:cs="Times New Roman"/>
+          <w:i/>
+          <w:sz w:val="28"/>
+          <w:szCs w:val="28"/>
+          <w:lang w:eastAsia="ru-RU"/>
         </w:rPr>
       </w:r>
     </w:p>
@@ -615,37 +648,7 @@
           <w:u w:val="single"/>
           <w:lang w:eastAsia="ru-RU"/>
         </w:rPr>
-        <w:t xml:space="preserve">ЗАО «Эвалар» — </w:t>
-      </w:r>
-      <w:r>
-        <w:rPr>
-          <w:rFonts w:eastAsia="Times New Roman" w:cs="Times New Roman" w:ascii="Times New Roman" w:hAnsi="Times New Roman"/>
-          <w:sz w:val="28"/>
-          <w:szCs w:val="28"/>
-          <w:u w:val="single"/>
-          <w:lang w:eastAsia="ru-RU"/>
-        </w:rPr>
-        <w:t xml:space="preserve">фармацевтическое предприятие, крупнейший российский производитель биологически активных добавок. По оценке DSM Group, по итогам шести месяцев 2014 года доля биодобавок </w:t>
-      </w:r>
-      <w:r>
-        <w:rPr>
-          <w:rFonts w:eastAsia="Times New Roman" w:cs="Times New Roman" w:ascii="Times New Roman" w:hAnsi="Times New Roman"/>
-          <w:sz w:val="28"/>
-          <w:szCs w:val="28"/>
-          <w:u w:val="single"/>
-          <w:lang w:eastAsia="ru-RU"/>
-        </w:rPr>
-        <w:t>компании</w:t>
-      </w:r>
-      <w:r>
-        <w:rPr>
-          <w:rFonts w:eastAsia="Times New Roman" w:cs="Times New Roman" w:ascii="Times New Roman" w:hAnsi="Times New Roman"/>
-          <w:sz w:val="28"/>
-          <w:szCs w:val="28"/>
-          <w:u w:val="single"/>
-          <w:lang w:eastAsia="ru-RU"/>
-        </w:rPr>
-        <w:t xml:space="preserve"> на российском рынке составляет 17%. Штаб-квартира и производственные мощности расположены в Бийске, Алтайский край. </w:t>
+        <w:t xml:space="preserve">ЗАО «Эвалар» — фармацевтическое предприятие, крупнейший российский производитель биологически активных добавок. По оценке DSM Group, по итогам шести месяцев 2014 года доля биодобавок компании на российском рынке составляет 17%. Штаб-квартира и производственные мощности расположены в Бийске, Алтайский край. </w:t>
       </w:r>
     </w:p>
     <w:p>
@@ -700,7 +703,10 @@
       </w:pPr>
       <w:r>
         <w:rPr>
-          <w:rFonts w:ascii="Times New Roman" w:hAnsi="Times New Roman"/>
+          <w:rFonts w:eastAsia="Times New Roman" w:cs="Times New Roman"/>
+          <w:sz w:val="28"/>
+          <w:szCs w:val="28"/>
+          <w:lang w:eastAsia="ru-RU"/>
         </w:rPr>
       </w:r>
     </w:p>
@@ -1008,7 +1014,10 @@
       </w:pPr>
       <w:r>
         <w:rPr>
-          <w:rFonts w:ascii="Times New Roman" w:hAnsi="Times New Roman"/>
+          <w:rFonts w:eastAsia="Times New Roman" w:cs="Times New Roman"/>
+          <w:sz w:val="28"/>
+          <w:szCs w:val="28"/>
+          <w:lang w:eastAsia="ru-RU"/>
         </w:rPr>
       </w:r>
     </w:p>
@@ -1825,6 +1834,7 @@
     <w:rsid w:val="00025da0"/>
     <w:pPr>
       <w:widowControl/>
+      <w:suppressAutoHyphens w:val="true"/>
       <w:bidi w:val="0"/>
       <w:spacing w:lineRule="auto" w:line="360" w:before="0" w:after="120"/>
       <w:jc w:val="left"/>
